--- a/docs/docx/phased-plan.docx
+++ b/docs/docx/phased-plan.docx
@@ -12,7 +12,7 @@
           <w:color w:val="1F3864"/>
           <w:sz w:val="52"/>
         </w:rPr>
-        <w:t xml:space="preserve"> Government-HRMS — Dependency-Ordered Phased Build Plan</w:t>
+        <w:t>phased plan</w:t>
       </w:r>
     </w:p>
     <w:p>
@@ -76,7 +76,7 @@
         <w:t>Scope:</w:t>
       </w:r>
       <w:r>
-        <w:t xml:space="preserve"> 14 government modules (G01–G14) on the existing PrimeSoft platform.</w:t>
+        <w:t xml:space="preserve"> 14 enterprise modules (PS01–PS14) on the existing PrimeSoft platform.</w:t>
       </w:r>
     </w:p>
     <w:p>
@@ -187,13 +187,13 @@
           <w:rFonts w:ascii="Consolas" w:hAnsi="Consolas"/>
           <w:sz w:val="18"/>
         </w:rPr>
-        <w:t>Phase 0 Platform Core  →  G01 (Employee Master)  →  G12 (SR ingestion contract)</w:t>
+        <w:t>Phase 0 Platform Core  →  PS01 (Employee Master)  →  PS12 (SR ingestion contract)</w:t>
         <w:br/>
-        <w:t xml:space="preserve">        →  G03 (Attendance &amp; Leave)  →  G10 (Payroll)  →  G11 (Pension)  →  G14 (Analytics)</w:t>
+        <w:t xml:space="preserve">        →  PS03 (Attendance &amp; Leave)  →  PS10 (Payroll)  →  PS11 (Pension)  →  PS14 (Analytics)</w:t>
         <w:br/>
         <w:t xml:space="preserve">                              ▲                                    ▲</w:t>
         <w:br/>
-        <w:t xml:space="preserve">      SR writers G04 · G09 (Phase 3) ─────────────────────────────┘  (merge into G11)</w:t>
+        <w:t xml:space="preserve">      SR writers PS04 · PS09 (Phase 3) ─────────────────────────────┘  (merge into PS11)</w:t>
       </w:r>
     </w:p>
     <w:p>
@@ -204,7 +204,7 @@
         <w:t>Why this is the critical path.</w:t>
       </w:r>
       <w:r>
-        <w:t xml:space="preserve"> G11 (Retirement &amp; Pension, </w:t>
+        <w:t xml:space="preserve"> PS11 (Retirement &amp; Pension, </w:t>
       </w:r>
       <w:r>
         <w:rPr>
@@ -219,7 +219,7 @@
         <w:rPr>
           <w:b/>
         </w:rPr>
-        <w:t>G12</w:t>
+        <w:t>PS12</w:t>
       </w:r>
       <w:r>
         <w:t>), leave/LWP (</w:t>
@@ -228,7 +228,7 @@
         <w:rPr>
           <w:b/>
         </w:rPr>
-        <w:t>G03</w:t>
+        <w:t>PS03</w:t>
       </w:r>
       <w:r>
         <w:t>), leave→SR postings (</w:t>
@@ -237,7 +237,7 @@
         <w:rPr>
           <w:b/>
         </w:rPr>
-        <w:t>G04</w:t>
+        <w:t>PS04</w:t>
       </w:r>
       <w:r>
         <w:t>), disciplinary/compulsory-retirement orders (</w:t>
@@ -246,7 +246,7 @@
         <w:rPr>
           <w:b/>
         </w:rPr>
-        <w:t>G09</w:t>
+        <w:t>PS09</w:t>
       </w:r>
       <w:r>
         <w:t>) and last-pay-drawn (</w:t>
@@ -255,10 +255,10 @@
         <w:rPr>
           <w:b/>
         </w:rPr>
-        <w:t>G10</w:t>
-      </w:r>
-      <w:r>
-        <w:t xml:space="preserve">). G10 in turn needs G03; G12 needs G01; G01 needs platform core. G14 then closes the program because it reads everything (including G11's pension pipeline). Nothing finishes G11 faster than this chain, so it governs schedule. The two other </w:t>
+        <w:t>PS10</w:t>
+      </w:r>
+      <w:r>
+        <w:t xml:space="preserve">). PS10 in turn needs PS03; PS12 needs PS01; PS01 needs platform core. PS14 then closes the program because it reads everything (including PS11's pension pipeline). Nothing finishes PS11 faster than this chain, so it governs schedule. The two other </w:t>
       </w:r>
       <w:r>
         <w:rPr>
@@ -267,7 +267,7 @@
         <w:t>XL</w:t>
       </w:r>
       <w:r>
-        <w:t xml:space="preserve"> modules (G06, G09) are *not* on the finishing critical path but are the highest-risk parallel work in Phase 3.</w:t>
+        <w:t xml:space="preserve"> modules (PS06, PS09) are *not* on the finishing critical path but are the highest-risk parallel work in Phase 3.</w:t>
       </w:r>
     </w:p>
     <w:p>
@@ -284,10 +284,210 @@
           <w:rFonts w:ascii="Consolas" w:hAnsi="Consolas"/>
           <w:sz w:val="20"/>
         </w:rPr>
-        <w:t>Platform Core → G01 → G12 → G03 → G10 → G11 → G14</w:t>
-      </w:r>
-      <w:r>
-        <w:t xml:space="preserve"> (with G04 + G09 merging into G11).</w:t>
+        <w:t>Platform Core → PS01 → PS12 → PS03 → PS10 → PS11 → PS14</w:t>
+      </w:r>
+      <w:r>
+        <w:t xml:space="preserve"> (with PS04 + PS09 merging into PS11).</w:t>
+      </w:r>
+    </w:p>
+    <w:p>
+      <w:pPr>
+        <w:pStyle w:val="Heading2"/>
+      </w:pPr>
+      <w:r>
+        <w:rPr>
+          <w:b/>
+          <w:color w:val="1F3864"/>
+          <w:sz w:val="30"/>
+        </w:rPr>
+        <w:t>PH-10 implementation evidence</w:t>
+      </w:r>
+    </w:p>
+    <w:p>
+      <w:r>
+        <w:t xml:space="preserve">PH-10 is now represented in the executable pipeline as </w:t>
+      </w:r>
+      <w:r>
+        <w:rPr>
+          <w:rFonts w:ascii="Consolas" w:hAnsi="Consolas"/>
+          <w:sz w:val="20"/>
+        </w:rPr>
+        <w:t>PH-10A</w:t>
+      </w:r>
+      <w:r>
+        <w:t xml:space="preserve"> through </w:t>
+      </w:r>
+      <w:r>
+        <w:rPr>
+          <w:rFonts w:ascii="Consolas" w:hAnsi="Consolas"/>
+          <w:sz w:val="20"/>
+        </w:rPr>
+        <w:t>PH-10E</w:t>
+      </w:r>
+      <w:r>
+        <w:t>. The phase produces PS14 read-only analytics, migration dry-run certification, hardening/NFR evidence, deployment and rollback runbooks, UAT scripts, and release evidence. Production cutover and UAT sign-off remain explicit human approvals outside the agentic development pipeline.</w:t>
+      </w:r>
+    </w:p>
+    <w:p>
+      <w:pPr>
+        <w:pStyle w:val="Heading2"/>
+      </w:pPr>
+      <w:r>
+        <w:rPr>
+          <w:b/>
+          <w:color w:val="1F3864"/>
+          <w:sz w:val="30"/>
+        </w:rPr>
+        <w:t>PH-11 implementation evidence</w:t>
+      </w:r>
+    </w:p>
+    <w:p>
+      <w:r>
+        <w:t xml:space="preserve">PH-11 is now represented in the executable pipeline as </w:t>
+      </w:r>
+      <w:r>
+        <w:rPr>
+          <w:rFonts w:ascii="Consolas" w:hAnsi="Consolas"/>
+          <w:sz w:val="20"/>
+        </w:rPr>
+        <w:t>PH-11A</w:t>
+      </w:r>
+      <w:r>
+        <w:t xml:space="preserve"> through </w:t>
+      </w:r>
+      <w:r>
+        <w:rPr>
+          <w:rFonts w:ascii="Consolas" w:hAnsi="Consolas"/>
+          <w:sz w:val="20"/>
+        </w:rPr>
+        <w:t>PH-11E</w:t>
+      </w:r>
+      <w:r>
+        <w:t xml:space="preserve">. The phase rehearses UAT execution, defect triage, cutover control, rollback authority, support handoff, operational RACI, and hypercare readiness after PH-10. It is agentic only where executable checks can verify evidence; UAT sign-off, CAB/go-live approval, production cutover, and rollback execution remain human-only decisions marked </w:t>
+      </w:r>
+      <w:r>
+        <w:rPr>
+          <w:rFonts w:ascii="Consolas" w:hAnsi="Consolas"/>
+          <w:sz w:val="20"/>
+        </w:rPr>
+        <w:t>GO_LIVE_HUMAN_APPROVAL_PENDING</w:t>
+      </w:r>
+      <w:r>
+        <w:t>.</w:t>
+      </w:r>
+    </w:p>
+    <w:p>
+      <w:pPr>
+        <w:pStyle w:val="Heading2"/>
+      </w:pPr>
+      <w:r>
+        <w:rPr>
+          <w:b/>
+          <w:color w:val="1F3864"/>
+          <w:sz w:val="30"/>
+        </w:rPr>
+        <w:t>PH-12 implementation evidence</w:t>
+      </w:r>
+    </w:p>
+    <w:p>
+      <w:r>
+        <w:t xml:space="preserve">PH-12 is now represented in the executable pipeline as </w:t>
+      </w:r>
+      <w:r>
+        <w:rPr>
+          <w:rFonts w:ascii="Consolas" w:hAnsi="Consolas"/>
+          <w:sz w:val="20"/>
+        </w:rPr>
+        <w:t>PH-12A</w:t>
+      </w:r>
+      <w:r>
+        <w:t xml:space="preserve"> through </w:t>
+      </w:r>
+      <w:r>
+        <w:rPr>
+          <w:rFonts w:ascii="Consolas" w:hAnsi="Consolas"/>
+          <w:sz w:val="20"/>
+        </w:rPr>
+        <w:t>PH-12E</w:t>
+      </w:r>
+      <w:r>
+        <w:t>. The phase prepares the release-board dossier, human approval checklist, target-environment readiness dry-run, release-board agenda, go/no-go decision record template, and rollback authorization template. It remains a readiness phase: UAT sign-off, CAB approval, go-live, production cutover, production credentials, and rollback execution stay human-only decisions.</w:t>
+      </w:r>
+    </w:p>
+    <w:p>
+      <w:pPr>
+        <w:pStyle w:val="Heading2"/>
+      </w:pPr>
+      <w:r>
+        <w:rPr>
+          <w:b/>
+          <w:color w:val="1F3864"/>
+          <w:sz w:val="30"/>
+        </w:rPr>
+        <w:t>PH-13 implementation evidence</w:t>
+      </w:r>
+    </w:p>
+    <w:p>
+      <w:r>
+        <w:t xml:space="preserve">PH-13 is now represented in the executable pipeline as </w:t>
+      </w:r>
+      <w:r>
+        <w:rPr>
+          <w:rFonts w:ascii="Consolas" w:hAnsi="Consolas"/>
+          <w:sz w:val="20"/>
+        </w:rPr>
+        <w:t>PH-13A</w:t>
+      </w:r>
+      <w:r>
+        <w:t xml:space="preserve"> through </w:t>
+      </w:r>
+      <w:r>
+        <w:rPr>
+          <w:rFonts w:ascii="Consolas" w:hAnsi="Consolas"/>
+          <w:sz w:val="20"/>
+        </w:rPr>
+        <w:t>PH-13E</w:t>
+      </w:r>
+      <w:r>
+        <w:t>. The phase seals the release-candidate evidence package, verifies checksums, prepares human approval intake and change-ticket guardrails, and creates archive/handoff evidence. It remains pre-approval work: UAT sign-off, CAB approval, go-live, production cutover, target-environment smoke, credentials, and rollback execution stay human-only decisions.</w:t>
+      </w:r>
+    </w:p>
+    <w:p>
+      <w:pPr>
+        <w:pStyle w:val="Heading2"/>
+      </w:pPr>
+      <w:r>
+        <w:rPr>
+          <w:b/>
+          <w:color w:val="1F3864"/>
+          <w:sz w:val="30"/>
+        </w:rPr>
+        <w:t>PH-14 implementation evidence</w:t>
+      </w:r>
+    </w:p>
+    <w:p>
+      <w:r>
+        <w:t xml:space="preserve">PH-14 is now represented in the executable pipeline as </w:t>
+      </w:r>
+      <w:r>
+        <w:rPr>
+          <w:rFonts w:ascii="Consolas" w:hAnsi="Consolas"/>
+          <w:sz w:val="20"/>
+        </w:rPr>
+        <w:t>PH-14A</w:t>
+      </w:r>
+      <w:r>
+        <w:t xml:space="preserve"> through </w:t>
+      </w:r>
+      <w:r>
+        <w:rPr>
+          <w:rFonts w:ascii="Consolas" w:hAnsi="Consolas"/>
+          <w:sz w:val="20"/>
+        </w:rPr>
+        <w:t>PH-14E</w:t>
+      </w:r>
+      <w:r>
+        <w:t>. The phase watches the sealed release candidate for drift, prepares board-day run cards and no-go quarantine handling, and defines approval-evidence quarantine/redaction rules. It remains pre-execution work: approvals, target-environment smoke, production credentials, cutover, and rollback execution stay human-only decisions.</w:t>
       </w:r>
     </w:p>
     <w:p>
@@ -426,7 +626,7 @@
               <w:rPr>
                 <w:sz w:val="18"/>
               </w:rPr>
-              <w:t>G01</w:t>
+              <w:t>PS01</w:t>
             </w:r>
           </w:p>
         </w:tc>
@@ -507,7 +707,7 @@
               <w:rPr>
                 <w:sz w:val="18"/>
               </w:rPr>
-              <w:t>G02</w:t>
+              <w:t>PS02</w:t>
             </w:r>
           </w:p>
         </w:tc>
@@ -588,7 +788,7 @@
               <w:rPr>
                 <w:sz w:val="18"/>
               </w:rPr>
-              <w:t>G03</w:t>
+              <w:t>PS03</w:t>
             </w:r>
           </w:p>
         </w:tc>
@@ -654,7 +854,7 @@
               <w:rPr>
                 <w:sz w:val="18"/>
               </w:rPr>
-              <w:t>Public-sector leave types + govt holiday/shift on M04/M05</w:t>
+              <w:t>Public-sector leave types + enterprise holiday/shift on M04/M05</w:t>
             </w:r>
           </w:p>
         </w:tc>
@@ -669,7 +869,7 @@
               <w:rPr>
                 <w:sz w:val="18"/>
               </w:rPr>
-              <w:t>G04</w:t>
+              <w:t>PS04</w:t>
             </w:r>
           </w:p>
         </w:tc>
@@ -750,7 +950,7 @@
               <w:rPr>
                 <w:sz w:val="18"/>
               </w:rPr>
-              <w:t>G05</w:t>
+              <w:t>PS05</w:t>
             </w:r>
           </w:p>
         </w:tc>
@@ -831,7 +1031,7 @@
               <w:rPr>
                 <w:sz w:val="18"/>
               </w:rPr>
-              <w:t>G06</w:t>
+              <w:t>PS06</w:t>
             </w:r>
           </w:p>
         </w:tc>
@@ -912,7 +1112,7 @@
               <w:rPr>
                 <w:sz w:val="18"/>
               </w:rPr>
-              <w:t>G07</w:t>
+              <w:t>PS07</w:t>
             </w:r>
           </w:p>
         </w:tc>
@@ -993,7 +1193,7 @@
               <w:rPr>
                 <w:sz w:val="18"/>
               </w:rPr>
-              <w:t>G08</w:t>
+              <w:t>PS08</w:t>
             </w:r>
           </w:p>
         </w:tc>
@@ -1074,7 +1274,7 @@
               <w:rPr>
                 <w:sz w:val="18"/>
               </w:rPr>
-              <w:t>G09</w:t>
+              <w:t>PS09</w:t>
             </w:r>
           </w:p>
         </w:tc>
@@ -1155,7 +1355,7 @@
               <w:rPr>
                 <w:sz w:val="18"/>
               </w:rPr>
-              <w:t>G10</w:t>
+              <w:t>PS10</w:t>
             </w:r>
           </w:p>
         </w:tc>
@@ -1236,7 +1436,7 @@
               <w:rPr>
                 <w:sz w:val="18"/>
               </w:rPr>
-              <w:t>G11</w:t>
+              <w:t>PS11</w:t>
             </w:r>
           </w:p>
         </w:tc>
@@ -1317,7 +1517,7 @@
               <w:rPr>
                 <w:sz w:val="18"/>
               </w:rPr>
-              <w:t>G12</w:t>
+              <w:t>PS12</w:t>
             </w:r>
           </w:p>
         </w:tc>
@@ -1411,7 +1611,7 @@
               <w:rPr>
                 <w:sz w:val="18"/>
               </w:rPr>
-              <w:t>G13</w:t>
+              <w:t>PS13</w:t>
             </w:r>
           </w:p>
         </w:tc>
@@ -1492,7 +1692,7 @@
               <w:rPr>
                 <w:sz w:val="18"/>
               </w:rPr>
-              <w:t>G14</w:t>
+              <w:t>PS14</w:t>
             </w:r>
           </w:p>
         </w:tc>
@@ -1707,7 +1907,7 @@
         <w:rPr>
           <w:b/>
         </w:rPr>
-        <w:t>G12 SR ledger core</w:t>
+        <w:t>PS12 SR ledger core</w:t>
       </w:r>
       <w:r>
         <w:t xml:space="preserve"> (</w:t>
@@ -1726,7 +1926,7 @@
         <w:rPr>
           <w:b/>
         </w:rPr>
-        <w:t>G13 documents core</w:t>
+        <w:t>PS13 documents core</w:t>
       </w:r>
       <w:r>
         <w:t>, notifications/jobs/</w:t>
@@ -1883,7 +2083,7 @@
           <w:color w:val="1F3864"/>
           <w:sz w:val="30"/>
         </w:rPr>
-        <w:t>Phase 1 — Foundational Systems of Record (G01, G12, G13)</w:t>
+        <w:t>Phase 1 — Foundational Systems of Record (PS01, PS12, PS13)</w:t>
       </w:r>
     </w:p>
     <w:p>
@@ -1894,7 +2094,7 @@
         <w:t>Goal.</w:t>
       </w:r>
       <w:r>
-        <w:t xml:space="preserve"> Establish the three shared-contract owners: employee master (G01), SR ingestion contract (G12), documents vault (G13). Everything downstream references these by id.</w:t>
+        <w:t xml:space="preserve"> Establish the three shared-contract owners: employee master (PS01), SR ingestion contract (PS12), documents vault (PS13). Everything downstream references these by id.</w:t>
       </w:r>
     </w:p>
     <w:p>
@@ -1911,7 +2111,7 @@
         <w:rPr>
           <w:b/>
         </w:rPr>
-        <w:t>G01</w:t>
+        <w:t>PS01</w:t>
       </w:r>
       <w:r>
         <w:t xml:space="preserve"> Employee Profile Mgmt (L) · </w:t>
@@ -1920,7 +2120,7 @@
         <w:rPr>
           <w:b/>
         </w:rPr>
-        <w:t>G12</w:t>
+        <w:t>PS12</w:t>
       </w:r>
       <w:r>
         <w:t xml:space="preserve"> Digital SR (L, contract-critical) · </w:t>
@@ -1929,7 +2129,7 @@
         <w:rPr>
           <w:b/>
         </w:rPr>
-        <w:t>G13</w:t>
+        <w:t>PS13</w:t>
       </w:r>
       <w:r>
         <w:t xml:space="preserve"> Document Management (L).</w:t>
@@ -1962,10 +2162,10 @@
         <w:rPr>
           <w:b/>
         </w:rPr>
-        <w:t>G01:</w:t>
-      </w:r>
-      <w:r>
-        <w:t xml:space="preserve"> gov master additions (</w:t>
+        <w:t>PS01:</w:t>
+      </w:r>
+      <w:r>
+        <w:t xml:space="preserve"> enterprise master additions (</w:t>
       </w:r>
       <w:r>
         <w:rPr>
@@ -2002,7 +2202,7 @@
           <w:rFonts w:ascii="Consolas" w:hAnsi="Consolas"/>
           <w:sz w:val="20"/>
         </w:rPr>
-        <w:t>JOB-G01-EFFDATE</w:t>
+        <w:t>JOB-PS01-EFFDATE</w:t>
       </w:r>
       <w:r>
         <w:t xml:space="preserve">; </w:t>
@@ -2011,7 +2211,7 @@
         <w:rPr>
           <w:b/>
         </w:rPr>
-        <w:t>G01 posts identity/personal-data SR events</w:t>
+        <w:t>PS01 posts identity/personal-data SR events</w:t>
       </w:r>
       <w:r>
         <w:t xml:space="preserve"> (</w:t>
@@ -2021,7 +2221,7 @@
           <w:rFonts w:ascii="Consolas" w:hAnsi="Consolas"/>
           <w:sz w:val="20"/>
         </w:rPr>
-        <w:t>source_module=G01</w:t>
+        <w:t>source_module=PS01</w:t>
       </w:r>
       <w:r>
         <w:t>) to the ledger successfully.</w:t>
@@ -2035,7 +2235,7 @@
         <w:rPr>
           <w:b/>
         </w:rPr>
-        <w:t>G12:</w:t>
+        <w:t>PS12:</w:t>
       </w:r>
       <w:r>
         <w:t xml:space="preserve"> </w:t>
@@ -2068,7 +2268,7 @@
         <w:rPr>
           <w:b/>
         </w:rPr>
-        <w:t>G13:</w:t>
+        <w:t>PS13:</w:t>
       </w:r>
       <w:r>
         <w:t xml:space="preserve"> statutory document classes/retention/legal-hold on the M11 vault; collision-safe table names (</w:t>
@@ -2102,7 +2302,7 @@
         <w:t>Parallelizable.</w:t>
       </w:r>
       <w:r>
-        <w:t xml:space="preserve"> All three build in parallel; G12 and G13 sit on Phase-0 core, and G01 extends the core master. </w:t>
+        <w:t xml:space="preserve"> All three build in parallel; PS12 and PS13 sit on Phase-0 core, and PS01 extends the core master. </w:t>
       </w:r>
       <w:r>
         <w:rPr>
@@ -2111,7 +2311,7 @@
         <w:t>Sync point:</w:t>
       </w:r>
       <w:r>
-        <w:t xml:space="preserve"> G12 needs G01 </w:t>
+        <w:t xml:space="preserve"> PS12 needs PS01 </w:t>
       </w:r>
       <w:r>
         <w:rPr>
@@ -2121,7 +2321,7 @@
         <w:t>subject_ref</w:t>
       </w:r>
       <w:r>
-        <w:t xml:space="preserve"> identities and G01 needs the G12 write-port — co-develop the SR event contract for identity events; freeze it before Phase 3.</w:t>
+        <w:t xml:space="preserve"> identities and PS01 needs the PS12 write-port — co-develop the SR event contract for identity events; freeze it before Phase 3.</w:t>
       </w:r>
     </w:p>
     <w:p>
@@ -2143,7 +2343,7 @@
         <w:t>SR-contract conformance:</w:t>
       </w:r>
       <w:r>
-        <w:t xml:space="preserve"> G01 identity-event round-trip through </w:t>
+        <w:t xml:space="preserve"> PS01 identity-event round-trip through </w:t>
       </w:r>
       <w:r>
         <w:rPr>
@@ -2167,7 +2367,7 @@
         <w:t>Schema reconciliation:</w:t>
       </w:r>
       <w:r>
-        <w:t xml:space="preserve"> G01↔G13 </w:t>
+        <w:t xml:space="preserve"> PS01↔PS13 </w:t>
       </w:r>
       <w:r>
         <w:rPr>
@@ -2212,7 +2412,7 @@
         <w:t>Mock/stub strategy.</w:t>
       </w:r>
       <w:r>
-        <w:t xml:space="preserve"> G13 subject linkage to G01 can start against a stubbed employee fixture; swap to live G01 before exit. SR writers of later phases are not yet present — the contract is validated with a synthetic writer harness.</w:t>
+        <w:t xml:space="preserve"> PS13 subject linkage to PS01 can start against a stubbed employee fixture; swap to live PS01 before exit. SR writers of later phases are not yet present — the contract is validated with a synthetic writer harness.</w:t>
       </w:r>
     </w:p>
     <w:p>
@@ -2225,7 +2425,7 @@
           <w:color w:val="1F3864"/>
           <w:sz w:val="30"/>
         </w:rPr>
-        <w:t>Phase 2 — Employee-Facing Transactional Base (G02, G03)</w:t>
+        <w:t>Phase 2 — Employee-Facing Transactional Base (PS02, PS03)</w:t>
       </w:r>
     </w:p>
     <w:p>
@@ -2253,7 +2453,7 @@
         <w:rPr>
           <w:b/>
         </w:rPr>
-        <w:t>G02</w:t>
+        <w:t>PS02</w:t>
       </w:r>
       <w:r>
         <w:t xml:space="preserve"> Personal Details Workflow (M) · </w:t>
@@ -2262,7 +2462,7 @@
         <w:rPr>
           <w:b/>
         </w:rPr>
-        <w:t>G03</w:t>
+        <w:t>PS03</w:t>
       </w:r>
       <w:r>
         <w:t xml:space="preserve"> Attendance &amp; Leave (L).</w:t>
@@ -2276,7 +2476,7 @@
         <w:t>Entry criteria.</w:t>
       </w:r>
       <w:r>
-        <w:t xml:space="preserve"> Phase 1 exit met (G01 master + G12 contract stable).</w:t>
+        <w:t xml:space="preserve"> Phase 1 exit met (PS01 master + PS12 contract stable).</w:t>
       </w:r>
     </w:p>
     <w:p>
@@ -2295,19 +2495,19 @@
         <w:rPr>
           <w:b/>
         </w:rPr>
-        <w:t>G02:</w:t>
-      </w:r>
-      <w:r>
-        <w:t xml:space="preserve"> change-request maker-checker configured as P01 flows over governed G01 fields; on STATUTORY commit </w:t>
+        <w:t>PS02:</w:t>
+      </w:r>
+      <w:r>
+        <w:t xml:space="preserve"> change-request maker-checker configured as P01 flows over governed PS01 fields; on STATUTORY commit </w:t>
       </w:r>
       <w:r>
         <w:rPr>
           <w:b/>
         </w:rPr>
-        <w:t>G01 (not G02)</w:t>
-      </w:r>
-      <w:r>
-        <w:t xml:space="preserve"> posts the SR event; G02 tracks posting status and retro-reconciliation.</w:t>
+        <w:t>PS01 (not PS02)</w:t>
+      </w:r>
+      <w:r>
+        <w:t xml:space="preserve"> posts the SR event; PS02 tracks posting status and retro-reconciliation.</w:t>
       </w:r>
     </w:p>
     <w:p>
@@ -2318,10 +2518,10 @@
         <w:rPr>
           <w:b/>
         </w:rPr>
-        <w:t>G03:</w:t>
-      </w:r>
-      <w:r>
-        <w:t xml:space="preserve"> public-sector leave types (EL/HPL/commuted/study) + govt holiday/shift/roster; leave ledger + attendance capture live; </w:t>
+        <w:t>PS03:</w:t>
+      </w:r>
+      <w:r>
+        <w:t xml:space="preserve"> public-sector leave types (EL/HPL/commuted/study) + enterprise holiday/shift/roster; leave ledger + attendance capture live; </w:t>
       </w:r>
       <w:r>
         <w:rPr>
@@ -2352,7 +2552,7 @@
         <w:t>Parallelizable.</w:t>
       </w:r>
       <w:r>
-        <w:t xml:space="preserve"> G02 and G03 are independent (both depend only on G01); build fully in parallel.</w:t>
+        <w:t xml:space="preserve"> PS02 and PS03 are independent (both depend only on PS01); build fully in parallel.</w:t>
       </w:r>
     </w:p>
     <w:p>
@@ -2374,7 +2574,7 @@
         <w:t>SR-contract conformance:</w:t>
       </w:r>
       <w:r>
-        <w:t xml:space="preserve"> confirm G02 emits </w:t>
+        <w:t xml:space="preserve"> confirm PS02 emits </w:t>
       </w:r>
       <w:r>
         <w:rPr>
@@ -2383,7 +2583,7 @@
         <w:t>no</w:t>
       </w:r>
       <w:r>
-        <w:t xml:space="preserve"> SR write (R3 F2 remediation — G01 owns identity postings).</w:t>
+        <w:t xml:space="preserve"> SR write (R3 F2 remediation — PS01 owns identity postings).</w:t>
       </w:r>
     </w:p>
     <w:p>
@@ -2407,7 +2607,7 @@
         <w:t>E·AR</w:t>
       </w:r>
       <w:r>
-        <w:t xml:space="preserve"> request-change routing (G02) and Leave/Attendance Admin scoping (G03).</w:t>
+        <w:t xml:space="preserve"> request-change routing (PS02) and Leave/Attendance Admin scoping (PS03).</w:t>
       </w:r>
     </w:p>
     <w:p>
@@ -2421,7 +2621,7 @@
         <w:t>Schema reconciliation:</w:t>
       </w:r>
       <w:r>
-        <w:t xml:space="preserve"> G02↔G03 </w:t>
+        <w:t xml:space="preserve"> PS02↔PS03 </w:t>
       </w:r>
       <w:r>
         <w:rPr>
@@ -2452,7 +2652,7 @@
         <w:t>Mock/stub strategy.</w:t>
       </w:r>
       <w:r>
-        <w:t xml:space="preserve"> G03 needs no downstream module. G02's downstream recompute acknowledgers (G10/G11/G06) are not built yet — stub the ack channel; G02 only tracks acknowledgement, it does not execute recompute.</w:t>
+        <w:t xml:space="preserve"> PS03 needs no downstream module. PS02's downstream recompute acknowledgers (PS10/PS11/PS06) are not built yet — stub the ack channel; PS02 only tracks acknowledgement, it does not execute recompute.</w:t>
       </w:r>
     </w:p>
     <w:p>
@@ -2465,7 +2665,7 @@
           <w:color w:val="1F3864"/>
           <w:sz w:val="30"/>
         </w:rPr>
-        <w:t>Phase 3 — SR Writers &amp; Statutory Workflows (G04, G05, G06, G07, G08, G09)</w:t>
+        <w:t>Phase 3 — SR Writers &amp; Statutory Workflows (PS04, PS05, PS06, PS07, PS08, PS09)</w:t>
       </w:r>
     </w:p>
     <w:p>
@@ -2485,7 +2685,7 @@
         <w:t>XL</w:t>
       </w:r>
       <w:r>
-        <w:t xml:space="preserve"> modules (G06, G09).</w:t>
+        <w:t xml:space="preserve"> modules (PS06, PS09).</w:t>
       </w:r>
     </w:p>
     <w:p>
@@ -2502,7 +2702,7 @@
         <w:rPr>
           <w:b/>
         </w:rPr>
-        <w:t>G04</w:t>
+        <w:t>PS04</w:t>
       </w:r>
       <w:r>
         <w:t xml:space="preserve"> Leave→SR (M) · </w:t>
@@ -2511,7 +2711,7 @@
         <w:rPr>
           <w:b/>
         </w:rPr>
-        <w:t>G05</w:t>
+        <w:t>PS05</w:t>
       </w:r>
       <w:r>
         <w:t xml:space="preserve"> Transfer/Relieving/Joining (L) · </w:t>
@@ -2520,7 +2720,7 @@
         <w:rPr>
           <w:b/>
         </w:rPr>
-        <w:t>G06</w:t>
+        <w:t>PS06</w:t>
       </w:r>
       <w:r>
         <w:t xml:space="preserve"> Promotion/Posting/Progression (XL) · </w:t>
@@ -2529,7 +2729,7 @@
         <w:rPr>
           <w:b/>
         </w:rPr>
-        <w:t>G07</w:t>
+        <w:t>PS07</w:t>
       </w:r>
       <w:r>
         <w:t xml:space="preserve"> Training &amp; Skill (L) · </w:t>
@@ -2538,7 +2738,7 @@
         <w:rPr>
           <w:b/>
         </w:rPr>
-        <w:t>G08</w:t>
+        <w:t>PS08</w:t>
       </w:r>
       <w:r>
         <w:t xml:space="preserve"> Performance/APAR (L) · </w:t>
@@ -2547,7 +2747,7 @@
         <w:rPr>
           <w:b/>
         </w:rPr>
-        <w:t>G09</w:t>
+        <w:t>PS09</w:t>
       </w:r>
       <w:r>
         <w:t xml:space="preserve"> Disciplinary (XL).</w:t>
@@ -2564,13 +2764,13 @@
         <w:t>Note on membership.</w:t>
       </w:r>
       <w:r>
-        <w:t xml:space="preserve"> The program brief's Phase-3 shortlist (G04/G05/G06/G08/G09) omitted </w:t>
+        <w:t xml:space="preserve"> The program brief's Phase-3 shortlist (PS04/PS05/PS06/PS08/PS09) omitted </w:t>
       </w:r>
       <w:r>
         <w:rPr>
           <w:b/>
         </w:rPr>
-        <w:t>G07</w:t>
+        <w:t>PS07</w:t>
       </w:r>
       <w:r>
         <w:t xml:space="preserve">; it belongs here — it is an SR-writing (schema </w:t>
@@ -2583,7 +2783,7 @@
         <w:t>sr_outbox</w:t>
       </w:r>
       <w:r>
-        <w:t xml:space="preserve">), P01-driven L&amp;D module whose only hard dependency is G01, so it parallelizes cleanly with the rest of Phase 3. G07 is </w:t>
+        <w:t xml:space="preserve">), P01-driven L&amp;D module whose only hard dependency is PS01, so it parallelizes cleanly with the rest of Phase 3. PS07 is </w:t>
       </w:r>
       <w:r>
         <w:rPr>
@@ -2592,7 +2792,7 @@
         <w:t>not</w:t>
       </w:r>
       <w:r>
-        <w:t xml:space="preserve"> in G12's FR-01.B *canonical statutory* writer set — treat its SR posting as optional/non-statutory.</w:t>
+        <w:t xml:space="preserve"> in PS12's FR-01.B *canonical statutory* writer set — treat its SR posting as optional/non-statutory.</w:t>
       </w:r>
     </w:p>
     <w:p>
@@ -2603,7 +2803,7 @@
         <w:t>Entry criteria.</w:t>
       </w:r>
       <w:r>
-        <w:t xml:space="preserve"> Phase 1 (G01, G12) and Phase 2 (G03) exit met. </w:t>
+        <w:t xml:space="preserve"> Phase 1 (PS01, PS12) and Phase 2 (PS03) exit met. </w:t>
       </w:r>
       <w:r>
         <w:rPr>
@@ -2612,7 +2812,7 @@
         <w:t>SR ingestion contract frozen.</w:t>
       </w:r>
       <w:r>
-        <w:t xml:space="preserve"> G04 is sequenced *first* within the phase as the reference SR-writer that proves the contract end-to-end before the others fan out.</w:t>
+        <w:t xml:space="preserve"> PS04 is sequenced *first* within the phase as the reference SR-writer that proves the contract end-to-end before the others fan out.</w:t>
       </w:r>
     </w:p>
     <w:p>
@@ -2628,7 +2828,7 @@
         <w:pStyle w:val="ListBullet"/>
       </w:pPr>
       <w:r>
-        <w:t xml:space="preserve">Each SR writer (G04, G05, G06, G08, G09) posts its life-events via </w:t>
+        <w:t xml:space="preserve">Each SR writer (PS04, PS05, PS06, PS08, PS09) posts its life-events via </w:t>
       </w:r>
       <w:r>
         <w:rPr>
@@ -2659,10 +2859,10 @@
         <w:rPr>
           <w:b/>
         </w:rPr>
-        <w:t>G04:</w:t>
-      </w:r>
-      <w:r>
-        <w:t xml:space="preserve"> leave→SR outbox/relay/reconcile/DLQ closes the loop with G03 leave events.</w:t>
+        <w:t>PS04:</w:t>
+      </w:r>
+      <w:r>
+        <w:t xml:space="preserve"> leave→SR outbox/relay/reconcile/DLQ closes the loop with PS03 leave events.</w:t>
       </w:r>
     </w:p>
     <w:p>
@@ -2673,7 +2873,7 @@
         <w:rPr>
           <w:b/>
         </w:rPr>
-        <w:t>G05:</w:t>
+        <w:t>PS05:</w:t>
       </w:r>
       <w:r>
         <w:t xml:space="preserve"> transfer-order → relieving → joining P01 flows (W.1) with relieving/joining date consistency (</w:t>
@@ -2697,7 +2897,7 @@
         <w:rPr>
           <w:b/>
         </w:rPr>
-        <w:t>G06:</w:t>
+        <w:t>PS06:</w:t>
       </w:r>
       <w:r>
         <w:t xml:space="preserve"> seniority list + DPC + MACP + sanctioned-post + qualifying-service; SR events emitted.</w:t>
@@ -2711,7 +2911,7 @@
         <w:rPr>
           <w:b/>
         </w:rPr>
-        <w:t>G08:</w:t>
+        <w:t>PS08:</w:t>
       </w:r>
       <w:r>
         <w:t xml:space="preserve"> APAR form (W.2) + reporting/reviewing/accepting-officer chain (P01).</w:t>
@@ -2725,7 +2925,7 @@
         <w:rPr>
           <w:b/>
         </w:rPr>
-        <w:t>G09:</w:t>
+        <w:t>PS09:</w:t>
       </w:r>
       <w:r>
         <w:t xml:space="preserve"> charge→reply→inquiry→penalty→appeal due-process with SoD (maker ≠ checker); reference SR-writer impl.</w:t>
@@ -2739,7 +2939,7 @@
         <w:rPr>
           <w:b/>
         </w:rPr>
-        <w:t>G07:</w:t>
+        <w:t>PS07:</w:t>
       </w:r>
       <w:r>
         <w:t xml:space="preserve"> competency framework + training calendar/nomination/certification on P01 + W.2.</w:t>
@@ -2753,7 +2953,7 @@
         <w:t>Parallelizable.</w:t>
       </w:r>
       <w:r>
-        <w:t xml:space="preserve"> All six run in parallel once G04 has validated the SR write-port. The heavy cross-references among them are </w:t>
+        <w:t xml:space="preserve"> All six run in parallel once PS04 has validated the SR write-port. The heavy cross-references among them are </w:t>
       </w:r>
       <w:r>
         <w:rPr>
@@ -2798,7 +2998,7 @@
         <w:t>Schema reconciliation:</w:t>
       </w:r>
       <w:r>
-        <w:t xml:space="preserve"> G04↔G12 </w:t>
+        <w:t xml:space="preserve"> PS04↔PS12 </w:t>
       </w:r>
       <w:r>
         <w:rPr>
@@ -2815,7 +3015,7 @@
           <w:rFonts w:ascii="Consolas" w:hAnsi="Consolas"/>
           <w:sz w:val="20"/>
         </w:rPr>
-        <w:t>ix_g12_sr_corr_*</w:t>
+        <w:t>ix_ps12_sr_corr_*</w:t>
       </w:r>
       <w:r>
         <w:t>).</w:t>
@@ -2851,10 +3051,10 @@
         <w:rPr>
           <w:b/>
         </w:rPr>
-        <w:t>G06</w:t>
-      </w:r>
-      <w:r>
-        <w:t xml:space="preserve"> reads G08 APAR ratings, G09 disciplinary status, G05 posting movement, G07 competency master → </w:t>
+        <w:t>PS06</w:t>
+      </w:r>
+      <w:r>
+        <w:t xml:space="preserve"> reads PS08 APAR ratings, PS09 disciplinary status, PS05 posting movement, PS07 competency master → </w:t>
       </w:r>
       <w:r>
         <w:rPr>
@@ -2874,10 +3074,10 @@
         <w:rPr>
           <w:b/>
         </w:rPr>
-        <w:t>G05</w:t>
-      </w:r>
-      <w:r>
-        <w:t xml:space="preserve"> reads G06 seniority/sanctioned strength and raises G10 pay signals → </w:t>
+        <w:t>PS05</w:t>
+      </w:r>
+      <w:r>
+        <w:t xml:space="preserve"> reads PS06 seniority/sanctioned strength and raises PS10 pay signals → </w:t>
       </w:r>
       <w:r>
         <w:rPr>
@@ -2886,7 +3086,7 @@
         <w:t>stub</w:t>
       </w:r>
       <w:r>
-        <w:t xml:space="preserve"> (G10 not built until Phase 4).</w:t>
+        <w:t xml:space="preserve"> (PS10 not built until Phase 4).</w:t>
       </w:r>
     </w:p>
     <w:p>
@@ -2897,10 +3097,10 @@
         <w:rPr>
           <w:b/>
         </w:rPr>
-        <w:t>G09</w:t>
-      </w:r>
-      <w:r>
-        <w:t xml:space="preserve"> orders are later consumed by G06 seniority recompute and G11 → downstream, no inbound stub needed.</w:t>
+        <w:t>PS09</w:t>
+      </w:r>
+      <w:r>
+        <w:t xml:space="preserve"> orders are later consumed by PS06 seniority recompute and PS11 → downstream, no inbound stub needed.</w:t>
       </w:r>
     </w:p>
     <w:p>
@@ -2908,13 +3108,13 @@
         <w:pStyle w:val="ListBullet"/>
       </w:pPr>
       <w:r>
-        <w:t xml:space="preserve">Document attachments (G05/G06/G08/G09) resolve against live </w:t>
+        <w:t xml:space="preserve">Document attachments (PS05/PS06/PS08/PS09) resolve against live </w:t>
       </w:r>
       <w:r>
         <w:rPr>
           <w:b/>
         </w:rPr>
-        <w:t>G13</w:t>
+        <w:t>PS13</w:t>
       </w:r>
       <w:r>
         <w:t xml:space="preserve"> (Phase 1).</w:t>
@@ -2930,7 +3130,7 @@
           <w:color w:val="1F3864"/>
           <w:sz w:val="30"/>
         </w:rPr>
-        <w:t>Phase 4 — Payroll &amp; Pension (G10, G11)</w:t>
+        <w:t>Phase 4 — Payroll &amp; Pension (PS10, PS11)</w:t>
       </w:r>
     </w:p>
     <w:p>
@@ -2958,7 +3158,7 @@
         <w:rPr>
           <w:b/>
         </w:rPr>
-        <w:t>G10</w:t>
+        <w:t>PS10</w:t>
       </w:r>
       <w:r>
         <w:t xml:space="preserve"> Payroll &amp; Benefits (L, phase-2) · </w:t>
@@ -2967,7 +3167,7 @@
         <w:rPr>
           <w:b/>
         </w:rPr>
-        <w:t>G11</w:t>
+        <w:t>PS11</w:t>
       </w:r>
       <w:r>
         <w:t xml:space="preserve"> Retirement &amp; Pension (XL).</w:t>
@@ -2992,7 +3192,7 @@
         <w:rPr>
           <w:b/>
         </w:rPr>
-        <w:t>G10 is explicitly sequenced after them</w:t>
+        <w:t>PS10 is explicitly sequenced after them</w:t>
       </w:r>
       <w:r>
         <w:t xml:space="preserve"> (MODULE_RECONCILIATION.md §E), not authored as a parallel engine.</w:t>
@@ -3003,7 +3203,7 @@
         <w:pStyle w:val="ListBullet"/>
       </w:pPr>
       <w:r>
-        <w:t>G01, G03 exit met (G10 hard deps).</w:t>
+        <w:t>PS01, PS03 exit met (PS10 hard deps).</w:t>
       </w:r>
     </w:p>
     <w:p>
@@ -3017,10 +3217,10 @@
         <w:rPr>
           <w:b/>
         </w:rPr>
-        <w:t>G11</w:t>
-      </w:r>
-      <w:r>
-        <w:t>: G01, G12, G03, G04, G09, G10 all integrable — G11's input-provenance gate refuses to compute until service history is verifiably complete.</w:t>
+        <w:t>PS11</w:t>
+      </w:r>
+      <w:r>
+        <w:t>: PS01, PS12, PS03, PS04, PS09, PS10 all integrable — PS11's input-provenance gate refuses to compute until service history is verifiably complete.</w:t>
       </w:r>
     </w:p>
     <w:p>
@@ -3039,17 +3239,17 @@
         <w:rPr>
           <w:b/>
         </w:rPr>
-        <w:t>G10:</w:t>
-      </w:r>
-      <w:r>
-        <w:t xml:space="preserve"> payroll run / deductions / loans / benefits / FnF on M06/M07 extension with public-sector pay scales; consumes G03 LOP/encashable and G06/G05 pay signals; posts payroll SR events (</w:t>
+        <w:t>PS10:</w:t>
+      </w:r>
+      <w:r>
+        <w:t xml:space="preserve"> payroll run / deductions / loans / benefits / FnF on M06/M07 extension with public-sector pay scales; consumes PS03 LOP/encashable and PS06/PS05 pay signals; posts payroll SR events (</w:t>
       </w:r>
       <w:r>
         <w:rPr>
           <w:rFonts w:ascii="Consolas" w:hAnsi="Consolas"/>
           <w:sz w:val="20"/>
         </w:rPr>
-        <w:t>source_module=G10</w:t>
+        <w:t>source_module=PS10</w:t>
       </w:r>
       <w:r>
         <w:t>); emits cost journal (Finance ERP owns the GL).</w:t>
@@ -3063,7 +3263,7 @@
         <w:rPr>
           <w:b/>
         </w:rPr>
-        <w:t>G11:</w:t>
+        <w:t>PS11:</w:t>
       </w:r>
       <w:r>
         <w:t xml:space="preserve"> deterministic pension/gratuity/commutation engine gated on a </w:t>
@@ -3092,7 +3292,7 @@
         <w:rPr>
           <w:b/>
         </w:rPr>
-        <w:t>G12</w:t>
+        <w:t>PS12</w:t>
       </w:r>
       <w:r>
         <w:t xml:space="preserve"> (</w:t>
@@ -3102,7 +3302,7 @@
           <w:rFonts w:ascii="Consolas" w:hAnsi="Consolas"/>
           <w:sz w:val="20"/>
         </w:rPr>
-        <w:t>source_module=G11</w:t>
+        <w:t>source_module=PS11</w:t>
       </w:r>
       <w:r>
         <w:t xml:space="preserve">); </w:t>
@@ -3126,7 +3326,7 @@
         <w:t>Parallelizable.</w:t>
       </w:r>
       <w:r>
-        <w:t xml:space="preserve"> G10 must lead; G11 begins entity/rule-table work in parallel but its benefit engines cannot pass the provenance gate until G10 supplies last-pay-drawn and the Phase-3 writers (G04/G09) are live. Rule-table authoring (DA/commutation/family-pension/gratuity) parallelizes with case-flow work inside G11.</w:t>
+        <w:t xml:space="preserve"> PS10 must lead; PS11 begins entity/rule-table work in parallel but its benefit engines cannot pass the provenance gate until PS10 supplies last-pay-drawn and the Phase-3 writers (PS04/PS09) are live. Rule-table authoring (DA/commutation/family-pension/gratuity) parallelizes with case-flow work inside PS11.</w:t>
       </w:r>
     </w:p>
     <w:p>
@@ -3148,7 +3348,7 @@
         <w:t>SR-contract conformance:</w:t>
       </w:r>
       <w:r>
-        <w:t xml:space="preserve"> G11 *reads* SR for qualifying-service verification </w:t>
+        <w:t xml:space="preserve"> PS11 *reads* SR for qualifying-service verification </w:t>
       </w:r>
       <w:r>
         <w:rPr>
@@ -3192,7 +3392,7 @@
           <w:rFonts w:ascii="Consolas" w:hAnsi="Consolas"/>
           <w:sz w:val="20"/>
         </w:rPr>
-        <w:t>&lt;gov&gt;_source_id</w:t>
+        <w:t>&lt;enterprise&gt;_source_id</w:t>
       </w:r>
       <w:r>
         <w:t xml:space="preserve"> traceability.</w:t>
@@ -3220,7 +3420,7 @@
         <w:t>Mock/stub strategy.</w:t>
       </w:r>
       <w:r>
-        <w:t xml:space="preserve"> G11 can develop against </w:t>
+        <w:t xml:space="preserve"> PS11 can develop against </w:t>
       </w:r>
       <w:r>
         <w:rPr>
@@ -3229,7 +3429,7 @@
         <w:t>recorded fixtures</w:t>
       </w:r>
       <w:r>
-        <w:t xml:space="preserve"> of G10 emoluments, G04 leave-SR postings, and G09 orders while those integrate; swap to live before the provenance gate is enabled. PDA/treasury, DigiLocker, death-registry/DBT run against </w:t>
+        <w:t xml:space="preserve"> of PS10 emoluments, PS04 leave-SR postings, and PS09 orders while those integrate; swap to live before the provenance gate is enabled. PDA/treasury, DigiLocker, death-registry/DBT run against </w:t>
       </w:r>
       <w:r>
         <w:rPr>
@@ -3251,7 +3451,7 @@
           <w:color w:val="1F3864"/>
           <w:sz w:val="30"/>
         </w:rPr>
-        <w:t>Phase 5 — Analytics (G14)</w:t>
+        <w:t>Phase 5 — Analytics (PS14)</w:t>
       </w:r>
     </w:p>
     <w:p>
@@ -3279,7 +3479,7 @@
         <w:rPr>
           <w:b/>
         </w:rPr>
-        <w:t>G14</w:t>
+        <w:t>PS14</w:t>
       </w:r>
       <w:r>
         <w:t xml:space="preserve"> Dashboard &amp; Analytics (L).</w:t>
@@ -3293,7 +3493,7 @@
         <w:t>Entry criteria.</w:t>
       </w:r>
       <w:r>
-        <w:t xml:space="preserve"> All source modules (G01–G13) producing data; G11 pension pipeline emitting so the pension-liability/compliance marts are meaningful.</w:t>
+        <w:t xml:space="preserve"> All source modules (PS01–PS13) producing data; PS11 pension pipeline emitting so the pension-liability/compliance marts are meaningful.</w:t>
       </w:r>
     </w:p>
     <w:p>
@@ -3309,13 +3509,13 @@
         <w:pStyle w:val="ListBullet"/>
       </w:pPr>
       <w:r>
-        <w:t xml:space="preserve">Marts + KPI definitions + reports built read-only over G01–G13; </w:t>
+        <w:t xml:space="preserve">Marts + KPI definitions + reports built read-only over PS01–PS13; </w:t>
       </w:r>
       <w:r>
         <w:rPr>
           <w:b/>
         </w:rPr>
-        <w:t>G14 never mutates source records</w:t>
+        <w:t>PS14 never mutates source records</w:t>
       </w:r>
       <w:r>
         <w:t xml:space="preserve"> — drill-through opens the owning module's record view read-only.</w:t>
@@ -3376,7 +3576,7 @@
         <w:t>SR-contract conformance:</w:t>
       </w:r>
       <w:r>
-        <w:t xml:space="preserve"> G14 as SR </w:t>
+        <w:t xml:space="preserve"> PS14 as SR </w:t>
       </w:r>
       <w:r>
         <w:rPr>
@@ -3433,7 +3633,7 @@
         <w:t>stub mart</w:t>
       </w:r>
       <w:r>
-        <w:t xml:space="preserve"> with the final column contract, swapped to live extract on source exit — lets G14 start in parallel with Phase 4 without blocking.</w:t>
+        <w:t xml:space="preserve"> with the final column contract, swapped to live extract on source exit — lets PS14 start in parallel with Phase 4 without blocking.</w:t>
       </w:r>
     </w:p>
     <w:p>
@@ -3460,7 +3660,7 @@
         <w:t>SR contract conformance</w:t>
       </w:r>
       <w:r>
-        <w:t xml:space="preserve"> is a per-phase gate for every writer (G01, G04, G05, G06, G08, G09, G10, G11) and the consumer (G14). One owner (G12); no forks.</w:t>
+        <w:t xml:space="preserve"> is a per-phase gate for every writer (PS01, PS04, PS05, PS06, PS08, PS09, PS10, PS11) and the consumer (PS14). One owner (PS12); no forks.</w:t>
       </w:r>
     </w:p>
     <w:p>
@@ -3504,7 +3704,7 @@
         <w:t>ix_sr_corr_*</w:t>
       </w:r>
       <w:r>
-        <w:t xml:space="preserve">, G12 </w:t>
+        <w:t xml:space="preserve">, PS12 </w:t>
       </w:r>
       <w:r>
         <w:rPr>
@@ -3635,7 +3835,7 @@
         <w:color w:val="808080"/>
         <w:sz w:val="16"/>
       </w:rPr>
-      <w:t xml:space="preserve"> Government-HRMS — Dependency-Ordered Phased Build Plan</w:t>
+      <w:t>phased plan</w:t>
       <w:tab/>
       <w:t>Confidential</w:t>
     </w:r>
